--- a/finwatch/docs/demo/demo_huong_dan_tom_tat.docx
+++ b/finwatch/docs/demo/demo_huong_dan_tom_tat.docx
@@ -454,6 +454,185 @@
         <w:t>finwatch/docs/tutorial/ — 8 chương walkthrough từ Postgres đến Grafana.</w:t>
       </w:r>
     </w:p>
+    <w:p>
+      <w:pPr>
+        <w:spacing w:before="240" w:after="120"/>
+      </w:pPr>
+      <w:r>
+        <w:rPr>
+          <w:b/>
+          <w:sz w:val="30"/>
+        </w:rPr>
+        <w:t>Cập nhật: Lớp Fraud Workflow</w:t>
+      </w:r>
+    </w:p>
+    <w:p>
+      <w:pPr>
+        <w:spacing w:after="80"/>
+      </w:pPr>
+      <w:r>
+        <w:rPr>
+          <w:sz w:val="22"/>
+        </w:rPr>
+        <w:t>Bản này thêm closed-loop fraud-ops: bảng case log fraud_alerts trong Postgres (replicated qua CDC sang ClickHouse), worker chạy 6 anomaly query mỗi 30 giây và ghi case về PG, hai trang UI mới /accounts và /alerts, plus nút lock/unlock và balance ledger ở 3 đường insert.</w:t>
+      </w:r>
+    </w:p>
+    <w:p>
+      <w:pPr>
+        <w:spacing w:before="240" w:after="120"/>
+      </w:pPr>
+      <w:r>
+        <w:rPr>
+          <w:b/>
+          <w:sz w:val="24"/>
+        </w:rPr>
+        <w:t>Service mới + 2 trang UI mới</w:t>
+      </w:r>
+    </w:p>
+    <w:p>
+      <w:pPr>
+        <w:spacing w:after="80"/>
+      </w:pPr>
+      <w:r>
+        <w:rPr>
+          <w:sz w:val="22"/>
+        </w:rPr>
+        <w:t>docker-compose có 9 service (thêm fraud-worker). NavBar có 8 link (thêm Accounts và Alerts giữa Fraud rules và Kafka).</w:t>
+      </w:r>
+    </w:p>
+    <w:p>
+      <w:pPr>
+        <w:spacing w:before="80" w:after="160"/>
+        <w:ind w:left="360"/>
+      </w:pPr>
+      <w:r>
+        <w:rPr>
+          <w:rFonts w:ascii="Consolas" w:hAnsi="Consolas"/>
+          <w:color w:val="333333"/>
+          <w:sz w:val="20"/>
+        </w:rPr>
+        <w:t>docker compose up -d fraud-worker</w:t>
+        <w:br/>
+        <w:t>python scripts/fraud_alert_worker.py --once  # ad-hoc tick</w:t>
+        <w:br/>
+        <w:t># UI: http://localhost:3002/accounts  http://localhost:3002/alerts</w:t>
+      </w:r>
+    </w:p>
+    <w:p>
+      <w:pPr>
+        <w:spacing w:before="240" w:after="120"/>
+      </w:pPr>
+      <w:r>
+        <w:rPr>
+          <w:b/>
+          <w:sz w:val="24"/>
+        </w:rPr>
+        <w:t>Closed-loop test (60 giây)</w:t>
+      </w:r>
+    </w:p>
+    <w:p>
+      <w:pPr>
+        <w:spacing w:before="80" w:after="160"/>
+        <w:ind w:left="360"/>
+      </w:pPr>
+      <w:r>
+        <w:rPr>
+          <w:rFonts w:ascii="Consolas" w:hAnsi="Consolas"/>
+          <w:color w:val="333333"/>
+          <w:sz w:val="20"/>
+        </w:rPr>
+        <w:t># Lock account, insert thử -&gt; reject; unlock, insert lại -&gt; accept</w:t>
+        <w:br/>
+        <w:t>$ACC = (docker exec finwatch-postgres psql -U finwatch -d finwatch -tAc \</w:t>
+        <w:br/>
+        <w:t xml:space="preserve">  "SELECT id FROM accounts WHERE email='nguyenvana@email.com'").Trim()</w:t>
+        <w:br/>
+        <w:t>curl.exe -s -X POST "http://localhost:3002/api/accounts/$ACC/lock"</w:t>
+        <w:br/>
+        <w:t># {"status":"suspended"}</w:t>
+        <w:br/>
+        <w:t>curl.exe -s -X POST http://localhost:3002/api/insert-transaction \</w:t>
+        <w:br/>
+        <w:t xml:space="preserve">  -H "Content-Type: application/json" \</w:t>
+        <w:br/>
+        <w:t xml:space="preserve">  -d "{`"account_id`":`"$ACC`",`"merchant`":`"VinMart`"," + `</w:t>
+        <w:br/>
+        <w:t xml:space="preserve">      "`"amount`":100000,`"type`":`"purchase`"}"</w:t>
+        <w:br/>
+        <w:t># {"accepted":false,"reason":"suspended",...}</w:t>
+        <w:br/>
+        <w:t>curl.exe -s -X POST "http://localhost:3002/api/accounts/$ACC/unlock"</w:t>
+        <w:br/>
+        <w:t># {"status":"active"}</w:t>
+      </w:r>
+    </w:p>
+    <w:p>
+      <w:pPr>
+        <w:spacing w:before="240" w:after="120"/>
+      </w:pPr>
+      <w:r>
+        <w:rPr>
+          <w:b/>
+          <w:sz w:val="24"/>
+        </w:rPr>
+        <w:t>Demo flow update — Phần 'wow' 2 phút</w:t>
+      </w:r>
+    </w:p>
+    <w:p>
+      <w:pPr>
+        <w:spacing w:after="80"/>
+      </w:pPr>
+      <w:r>
+        <w:rPr>
+          <w:sz w:val="22"/>
+        </w:rPr>
+        <w:t>Sau khi click card-cloning ở Dashboard, mở tab Accounts -&gt; search tên người Việt -&gt; mở chi tiết -&gt; Suspend -&gt; chạy generator lại -&gt; thấy txn mới của account này landed là status='failed' với description 'rejected: account suspended'. Bằng chứng pipeline phản ứng &lt; 1 giây và logic áp dụng đồng nhất ở cả 3 đường insert.</w:t>
+      </w:r>
+    </w:p>
+    <w:p>
+      <w:pPr>
+        <w:spacing w:before="240" w:after="120"/>
+      </w:pPr>
+      <w:r>
+        <w:rPr>
+          <w:b/>
+          <w:sz w:val="24"/>
+        </w:rPr>
+        <w:t>Verification tóm tắt</w:t>
+      </w:r>
+    </w:p>
+    <w:p>
+      <w:pPr>
+        <w:spacing w:before="80" w:after="160"/>
+        <w:ind w:left="360"/>
+      </w:pPr>
+      <w:r>
+        <w:rPr>
+          <w:rFonts w:ascii="Consolas" w:hAnsi="Consolas"/>
+          <w:color w:val="333333"/>
+          <w:sz w:val="20"/>
+        </w:rPr>
+        <w:t>docker compose ps                       # 9 service Up</w:t>
+        <w:br/>
+        <w:t>python scripts/simulate_fraud.py --scenario card-cloning</w:t>
+        <w:br/>
+        <w:t>python scripts/fraud_alert_worker.py --once</w:t>
+        <w:br/>
+        <w:t>docker exec finwatch-postgres psql -U finwatch -d finwatch -c \</w:t>
+        <w:br/>
+        <w:t xml:space="preserve">  "SELECT rule_code, count(*) FROM fraud_alerts GROUP BY 1"</w:t>
+        <w:br/>
+        <w:t># &gt;=1 dòng (VELOCITY)</w:t>
+        <w:br/>
+        <w:t>docker exec finwatch-clickhouse clickhouse-client -q \</w:t>
+        <w:br/>
+        <w:t xml:space="preserve">  "SELECT rule_code, count() FROM finwatch.fraud_alerts FINAL</w:t>
+        <w:br/>
+        <w:t xml:space="preserve">   WHERE cdc_op != 'd' GROUP BY 1"</w:t>
+        <w:br/>
+        <w:t># same</w:t>
+      </w:r>
+    </w:p>
     <w:sectPr>
       <w:pgSz w:w="12240" w:h="15840"/>
       <w:pgMar w:top="1440" w:right="1800" w:bottom="1440" w:left="1800" w:header="720" w:footer="720" w:gutter="0"/>
